--- a/por/docx/33.content.docx
+++ b/por/docx/33.content.docx
@@ -231,19 +231,7 @@
         <w:rPr>
           <w:lang w:val="pt_PT" w:bidi="pt_PT"/>
         </w:rPr>
-        <w:t xml:space="preserve">Miquéias significa “Quem é como o Senhor?” • Moresete era uma cidade fortaleza localizada a uma curta distância a sudeste de Gate, nas colinas baixas do sudoeste de Judá. • Jotão, Acaz e Ezequias (veja </w:t>
-      </w:r>
-      <w:r>
-        <w:rPr>
-          <w:lang w:val="pt_PT" w:bidi="pt_PT"/>
-        </w:rPr>
-        <w:t>Introdução ao Livro de Miquéias</w:t>
-      </w:r>
-      <w:r>
-        <w:rPr>
-          <w:lang w:val="pt_PT" w:bidi="pt_PT"/>
-        </w:rPr>
-        <w:t>, “Contexto”): Os reinados desses três reis cobriram cerca de 65 anos no total (aproximadamente 750–686 a.C.). • A mensagem de Deus veio a Miquéias por meio de visões. • Samaria e Jerusalém eram as capitais do norte de Israel e de Judá. Às vezes, esses nomes de cidades referem-se a seus países inteiros.</w:t>
+        <w:t>Miquéias significa “Quem é como o Senhor?” • Moresete era uma cidade fortaleza localizada a uma curta distância a sudeste de Gate, nas colinas baixas do sudoeste de Judá. • Jotão, Acaz e Ezequias (veja Introdução ao Livro de Miquéias, “Contexto”): Os reinados desses três reis cobriram cerca de 65 anos no total (aproximadamente 750–686 a.C.). • A mensagem de Deus veio a Miquéias por meio de visões. • Samaria e Jerusalém eram as capitais do norte de Israel e de Judá. Às vezes, esses nomes de cidades referem-se a seus países inteiros.</w:t>
       </w:r>
       <w:r>
         <w:rPr>
